--- a/DAY-3.docx
+++ b/DAY-3.docx
@@ -3960,10 +3960,7 @@
     <w:p/>
     <w:p>
       <w:r>
-        <w:t>A</w:t>
-      </w:r>
-      <w:r>
-        <w:t>ssignment Question</w:t>
+        <w:t>Assignment Question</w:t>
       </w:r>
     </w:p>
     <w:p>
@@ -4141,6 +4138,534 @@
     <w:p>
       <w:r>
         <w:t>Show all tables available in the database.</w:t>
+      </w:r>
+    </w:p>
+    <w:p/>
+    <w:p>
+      <w:pPr>
+        <w:rPr>
+          <w:b/>
+          <w:bCs/>
+          <w:u w:val="single"/>
+        </w:rPr>
+      </w:pPr>
+      <w:r>
+        <w:rPr>
+          <w:b/>
+          <w:bCs/>
+          <w:u w:val="single"/>
+        </w:rPr>
+        <w:t>PROGRAM:</w:t>
+      </w:r>
+    </w:p>
+    <w:p>
+      <w:proofErr w:type="spellStart"/>
+      <w:r>
+        <w:t>mysql</w:t>
+      </w:r>
+      <w:proofErr w:type="spellEnd"/>
+      <w:r>
+        <w:t>&gt; CREATE DATABASE MICROSOFT;</w:t>
+      </w:r>
+    </w:p>
+    <w:p>
+      <w:r>
+        <w:t>Query OK, 1 row affected (0.01 sec)</w:t>
+      </w:r>
+    </w:p>
+    <w:p/>
+    <w:p>
+      <w:proofErr w:type="spellStart"/>
+      <w:r>
+        <w:t>mysql</w:t>
+      </w:r>
+      <w:proofErr w:type="spellEnd"/>
+      <w:r>
+        <w:t>&gt; USE MICROSOFT;</w:t>
+      </w:r>
+    </w:p>
+    <w:p>
+      <w:r>
+        <w:t>Database changed</w:t>
+      </w:r>
+    </w:p>
+    <w:p>
+      <w:proofErr w:type="spellStart"/>
+      <w:r>
+        <w:t>mysql</w:t>
+      </w:r>
+      <w:proofErr w:type="spellEnd"/>
+      <w:proofErr w:type="gramStart"/>
+      <w:r>
+        <w:t>&gt;  CREATE</w:t>
+      </w:r>
+      <w:proofErr w:type="gramEnd"/>
+      <w:r>
+        <w:t xml:space="preserve"> TABLE COMPANY_</w:t>
+      </w:r>
+      <w:proofErr w:type="gramStart"/>
+      <w:r>
+        <w:t>STAFF(</w:t>
+      </w:r>
+      <w:proofErr w:type="gramEnd"/>
+    </w:p>
+    <w:p>
+      <w:r>
+        <w:t xml:space="preserve">    -</w:t>
+      </w:r>
+      <w:proofErr w:type="gramStart"/>
+      <w:r>
+        <w:t>&gt;  EMPID</w:t>
+      </w:r>
+      <w:proofErr w:type="gramEnd"/>
+      <w:r>
+        <w:t xml:space="preserve"> INT,</w:t>
+      </w:r>
+    </w:p>
+    <w:p>
+      <w:r>
+        <w:t xml:space="preserve">    -</w:t>
+      </w:r>
+      <w:proofErr w:type="gramStart"/>
+      <w:r>
+        <w:t>&gt;  EMPAGE</w:t>
+      </w:r>
+      <w:proofErr w:type="gramEnd"/>
+      <w:r>
+        <w:t xml:space="preserve"> TINYINT,</w:t>
+      </w:r>
+    </w:p>
+    <w:p>
+      <w:r>
+        <w:t xml:space="preserve">    -</w:t>
+      </w:r>
+      <w:proofErr w:type="gramStart"/>
+      <w:r>
+        <w:t>&gt;  EMPEXPERIENCE</w:t>
+      </w:r>
+      <w:proofErr w:type="gramEnd"/>
+      <w:r>
+        <w:t xml:space="preserve"> SMALLINT,</w:t>
+      </w:r>
+    </w:p>
+    <w:p>
+      <w:r>
+        <w:t xml:space="preserve">    -&gt; EMPGENDER </w:t>
+      </w:r>
+      <w:proofErr w:type="gramStart"/>
+      <w:r>
+        <w:t>CHAR(</w:t>
+      </w:r>
+      <w:proofErr w:type="gramEnd"/>
+      <w:r>
+        <w:t>1),</w:t>
+      </w:r>
+    </w:p>
+    <w:p>
+      <w:r>
+        <w:t xml:space="preserve">    -</w:t>
+      </w:r>
+      <w:proofErr w:type="gramStart"/>
+      <w:r>
+        <w:t>&gt;  EMPNAME</w:t>
+      </w:r>
+      <w:proofErr w:type="gramEnd"/>
+      <w:r>
+        <w:t xml:space="preserve"> </w:t>
+      </w:r>
+      <w:proofErr w:type="gramStart"/>
+      <w:r>
+        <w:t>VARCHAR(</w:t>
+      </w:r>
+      <w:proofErr w:type="gramEnd"/>
+      <w:r>
+        <w:t>50),</w:t>
+      </w:r>
+    </w:p>
+    <w:p>
+      <w:r>
+        <w:t xml:space="preserve">    -&gt; EMPADDRESS TINYTEXT,</w:t>
+      </w:r>
+    </w:p>
+    <w:p>
+      <w:r>
+        <w:t xml:space="preserve">    -&gt; EMPSALARY </w:t>
+      </w:r>
+      <w:proofErr w:type="gramStart"/>
+      <w:r>
+        <w:t>DECIMAL(</w:t>
+      </w:r>
+      <w:proofErr w:type="gramEnd"/>
+      <w:r>
+        <w:t>20,4),</w:t>
+      </w:r>
+    </w:p>
+    <w:p>
+      <w:r>
+        <w:t xml:space="preserve">    -&gt; EMPDEPARTMENT </w:t>
+      </w:r>
+      <w:proofErr w:type="gramStart"/>
+      <w:r>
+        <w:t>ENUM(</w:t>
+      </w:r>
+      <w:proofErr w:type="gramEnd"/>
+      <w:r>
+        <w:t>'HR</w:t>
+      </w:r>
+      <w:proofErr w:type="gramStart"/>
+      <w:r>
+        <w:t>' ,</w:t>
+      </w:r>
+      <w:proofErr w:type="gramEnd"/>
+      <w:r>
+        <w:t xml:space="preserve"> 'IT</w:t>
+      </w:r>
+      <w:proofErr w:type="gramStart"/>
+      <w:r>
+        <w:t>' ,</w:t>
+      </w:r>
+      <w:proofErr w:type="gramEnd"/>
+      <w:r>
+        <w:t xml:space="preserve"> 'SALES</w:t>
+      </w:r>
+      <w:proofErr w:type="gramStart"/>
+      <w:r>
+        <w:t>' ,</w:t>
+      </w:r>
+      <w:proofErr w:type="gramEnd"/>
+      <w:r>
+        <w:t xml:space="preserve"> 'FINANCE</w:t>
+      </w:r>
+      <w:proofErr w:type="gramStart"/>
+      <w:r>
+        <w:t>' ,</w:t>
+      </w:r>
+      <w:proofErr w:type="gramEnd"/>
+      <w:r>
+        <w:t xml:space="preserve"> 'SUPPORT'),</w:t>
+      </w:r>
+    </w:p>
+    <w:p>
+      <w:r>
+        <w:lastRenderedPageBreak/>
+        <w:t xml:space="preserve">    -</w:t>
+      </w:r>
+      <w:proofErr w:type="gramStart"/>
+      <w:r>
+        <w:t>&gt;  EMPSKILLS</w:t>
+      </w:r>
+      <w:proofErr w:type="gramEnd"/>
+      <w:r>
+        <w:t xml:space="preserve"> </w:t>
+      </w:r>
+      <w:proofErr w:type="gramStart"/>
+      <w:r>
+        <w:t>SET(</w:t>
+      </w:r>
+      <w:proofErr w:type="gramEnd"/>
+      <w:r>
+        <w:t>'JAVA</w:t>
+      </w:r>
+      <w:proofErr w:type="gramStart"/>
+      <w:r>
+        <w:t>' ,</w:t>
+      </w:r>
+      <w:proofErr w:type="gramEnd"/>
+      <w:r>
+        <w:t xml:space="preserve"> 'PYTHON</w:t>
+      </w:r>
+      <w:proofErr w:type="gramStart"/>
+      <w:r>
+        <w:t>' ,</w:t>
+      </w:r>
+      <w:proofErr w:type="gramEnd"/>
+      <w:r>
+        <w:t>'SQL</w:t>
+      </w:r>
+      <w:proofErr w:type="gramStart"/>
+      <w:r>
+        <w:t>' ,</w:t>
+      </w:r>
+      <w:proofErr w:type="gramEnd"/>
+      <w:r>
+        <w:t xml:space="preserve"> 'EXCEL</w:t>
+      </w:r>
+      <w:proofErr w:type="gramStart"/>
+      <w:r>
+        <w:t>' ,</w:t>
+      </w:r>
+      <w:proofErr w:type="gramEnd"/>
+      <w:r>
+        <w:t xml:space="preserve"> 'COMMUNICATION'),</w:t>
+      </w:r>
+    </w:p>
+    <w:p>
+      <w:r>
+        <w:t xml:space="preserve">    -</w:t>
+      </w:r>
+      <w:proofErr w:type="gramStart"/>
+      <w:r>
+        <w:t>&gt;  EMPJOININGDATA</w:t>
+      </w:r>
+      <w:proofErr w:type="gramEnd"/>
+      <w:r>
+        <w:t xml:space="preserve"> DATE</w:t>
+      </w:r>
+    </w:p>
+    <w:p>
+      <w:r>
+        <w:t xml:space="preserve">    -&gt; );</w:t>
+      </w:r>
+    </w:p>
+    <w:p>
+      <w:r>
+        <w:t>Query OK, 0 rows affected (0.07 sec)</w:t>
+      </w:r>
+    </w:p>
+    <w:p/>
+    <w:p>
+      <w:proofErr w:type="spellStart"/>
+      <w:r>
+        <w:t>mysql</w:t>
+      </w:r>
+      <w:proofErr w:type="spellEnd"/>
+      <w:r>
+        <w:t>&gt; DESC COMPANY_STAFF;</w:t>
+      </w:r>
+    </w:p>
+    <w:p>
+      <w:r>
+        <w:t>+----------------+----------------------------------------------------+------+-----+---------+-------+</w:t>
+      </w:r>
+    </w:p>
+    <w:p>
+      <w:r>
+        <w:t>| Field          | Type                                               | Null | Key | Default | Extra |</w:t>
+      </w:r>
+    </w:p>
+    <w:p>
+      <w:r>
+        <w:t>+----------------+----------------------------------------------------+------+-----+---------+-------+</w:t>
+      </w:r>
+    </w:p>
+    <w:p>
+      <w:r>
+        <w:t xml:space="preserve">| EMPID          | int                                                | </w:t>
+      </w:r>
+      <w:proofErr w:type="gramStart"/>
+      <w:r>
+        <w:t>YES  |</w:t>
+      </w:r>
+      <w:proofErr w:type="gramEnd"/>
+      <w:r>
+        <w:t xml:space="preserve">     | NULL    |       |</w:t>
+      </w:r>
+    </w:p>
+    <w:p>
+      <w:r>
+        <w:t xml:space="preserve">| EMPAGE         | </w:t>
+      </w:r>
+      <w:proofErr w:type="spellStart"/>
+      <w:r>
+        <w:t>tinyint</w:t>
+      </w:r>
+      <w:proofErr w:type="spellEnd"/>
+      <w:r>
+        <w:t xml:space="preserve">                                            | </w:t>
+      </w:r>
+      <w:proofErr w:type="gramStart"/>
+      <w:r>
+        <w:t>YES  |</w:t>
+      </w:r>
+      <w:proofErr w:type="gramEnd"/>
+      <w:r>
+        <w:t xml:space="preserve">     | NULL    |       |</w:t>
+      </w:r>
+    </w:p>
+    <w:p>
+      <w:r>
+        <w:t xml:space="preserve">| </w:t>
+      </w:r>
+      <w:proofErr w:type="gramStart"/>
+      <w:r>
+        <w:t>EMPEXPERIENCE  |</w:t>
+      </w:r>
+      <w:proofErr w:type="gramEnd"/>
+      <w:r>
+        <w:t xml:space="preserve"> </w:t>
+      </w:r>
+      <w:proofErr w:type="spellStart"/>
+      <w:r>
+        <w:t>smallint</w:t>
+      </w:r>
+      <w:proofErr w:type="spellEnd"/>
+      <w:r>
+        <w:t xml:space="preserve">                                           | </w:t>
+      </w:r>
+      <w:proofErr w:type="gramStart"/>
+      <w:r>
+        <w:t>YES  |</w:t>
+      </w:r>
+      <w:proofErr w:type="gramEnd"/>
+      <w:r>
+        <w:t xml:space="preserve">     | NULL    |       |</w:t>
+      </w:r>
+    </w:p>
+    <w:p>
+      <w:r>
+        <w:t xml:space="preserve">| EMPGENDER      | </w:t>
+      </w:r>
+      <w:proofErr w:type="gramStart"/>
+      <w:r>
+        <w:t>char(</w:t>
+      </w:r>
+      <w:proofErr w:type="gramEnd"/>
+      <w:r>
+        <w:t xml:space="preserve">1)                                            | </w:t>
+      </w:r>
+      <w:proofErr w:type="gramStart"/>
+      <w:r>
+        <w:t>YES  |</w:t>
+      </w:r>
+      <w:proofErr w:type="gramEnd"/>
+      <w:r>
+        <w:t xml:space="preserve">     | NULL    |       |</w:t>
+      </w:r>
+    </w:p>
+    <w:p>
+      <w:r>
+        <w:t xml:space="preserve">| EMPNAME        | </w:t>
+      </w:r>
+      <w:proofErr w:type="gramStart"/>
+      <w:r>
+        <w:t>varchar(</w:t>
+      </w:r>
+      <w:proofErr w:type="gramEnd"/>
+      <w:r>
+        <w:t xml:space="preserve">50)                                        | </w:t>
+      </w:r>
+      <w:proofErr w:type="gramStart"/>
+      <w:r>
+        <w:t>YES  |</w:t>
+      </w:r>
+      <w:proofErr w:type="gramEnd"/>
+      <w:r>
+        <w:t xml:space="preserve">     | NULL    |       |</w:t>
+      </w:r>
+    </w:p>
+    <w:p>
+      <w:r>
+        <w:t xml:space="preserve">| EMPADDRESS     | </w:t>
+      </w:r>
+      <w:proofErr w:type="spellStart"/>
+      <w:r>
+        <w:t>tinytext</w:t>
+      </w:r>
+      <w:proofErr w:type="spellEnd"/>
+      <w:r>
+        <w:t xml:space="preserve">                                           | </w:t>
+      </w:r>
+      <w:proofErr w:type="gramStart"/>
+      <w:r>
+        <w:t>YES  |</w:t>
+      </w:r>
+      <w:proofErr w:type="gramEnd"/>
+      <w:r>
+        <w:t xml:space="preserve">     | NULL    |       |</w:t>
+      </w:r>
+    </w:p>
+    <w:p>
+      <w:r>
+        <w:t xml:space="preserve">| EMPSALARY      | </w:t>
+      </w:r>
+      <w:proofErr w:type="gramStart"/>
+      <w:r>
+        <w:t>decimal(</w:t>
+      </w:r>
+      <w:proofErr w:type="gramEnd"/>
+      <w:r>
+        <w:t xml:space="preserve">20,4)                                      | </w:t>
+      </w:r>
+      <w:proofErr w:type="gramStart"/>
+      <w:r>
+        <w:t>YES  |</w:t>
+      </w:r>
+      <w:proofErr w:type="gramEnd"/>
+      <w:r>
+        <w:t xml:space="preserve">     | NULL    |       |</w:t>
+      </w:r>
+    </w:p>
+    <w:p>
+      <w:r>
+        <w:t xml:space="preserve">| </w:t>
+      </w:r>
+      <w:proofErr w:type="gramStart"/>
+      <w:r>
+        <w:t>EMPDEPARTMENT  |</w:t>
+      </w:r>
+      <w:proofErr w:type="gramEnd"/>
+      <w:r>
+        <w:t xml:space="preserve"> </w:t>
+      </w:r>
+      <w:proofErr w:type="spellStart"/>
+      <w:r>
+        <w:t>enum</w:t>
+      </w:r>
+      <w:proofErr w:type="spellEnd"/>
+      <w:r>
+        <w:t>('HR','IT','SALES','FINANCE','SUPPORT</w:t>
+      </w:r>
+      <w:proofErr w:type="gramStart"/>
+      <w:r>
+        <w:t xml:space="preserve">')   </w:t>
+      </w:r>
+      <w:proofErr w:type="gramEnd"/>
+      <w:r>
+        <w:t xml:space="preserve">     | </w:t>
+      </w:r>
+      <w:proofErr w:type="gramStart"/>
+      <w:r>
+        <w:t>YES  |</w:t>
+      </w:r>
+      <w:proofErr w:type="gramEnd"/>
+      <w:r>
+        <w:t xml:space="preserve">     | NULL    |       |</w:t>
+      </w:r>
+    </w:p>
+    <w:p>
+      <w:r>
+        <w:t xml:space="preserve">| EMPSKILLS      | set('JAVA','PYTHON','SQL','EXCEL','COMMUNICATION') | </w:t>
+      </w:r>
+      <w:proofErr w:type="gramStart"/>
+      <w:r>
+        <w:t>YES  |</w:t>
+      </w:r>
+      <w:proofErr w:type="gramEnd"/>
+      <w:r>
+        <w:t xml:space="preserve">     | NULL    |       |</w:t>
+      </w:r>
+    </w:p>
+    <w:p>
+      <w:r>
+        <w:t xml:space="preserve">| EMPJOININGDATA | date                                               | </w:t>
+      </w:r>
+      <w:proofErr w:type="gramStart"/>
+      <w:r>
+        <w:t>YES  |</w:t>
+      </w:r>
+      <w:proofErr w:type="gramEnd"/>
+      <w:r>
+        <w:t xml:space="preserve">     | NULL    |       |</w:t>
+      </w:r>
+    </w:p>
+    <w:p>
+      <w:r>
+        <w:t>+----------------+----------------------------------------------------+------+-----+---------+-------+</w:t>
+      </w:r>
+    </w:p>
+    <w:p>
+      <w:r>
+        <w:t>10 rows in set (0.01 sec)</w:t>
       </w:r>
     </w:p>
     <w:sectPr>
@@ -4756,6 +5281,7 @@
   <w:style w:type="character" w:default="1" w:styleId="DefaultParagraphFont">
     <w:name w:val="Default Paragraph Font"/>
     <w:uiPriority w:val="1"/>
+    <w:semiHidden/>
     <w:unhideWhenUsed/>
   </w:style>
   <w:style w:type="table" w:default="1" w:styleId="TableNormal">
